--- a/Modelos/AG/FUNDEP/declaracao_coord_FUNDEP.docx
+++ b/Modelos/AG/FUNDEP/declaracao_coord_FUNDEP.docx
@@ -11,8 +11,6 @@
           <w:szCs w:val="24"/>
         </w:rPr>
       </w:pPr>
-      <w:bookmarkStart w:id="0" w:name="_GoBack"/>
-      <w:bookmarkEnd w:id="0"/>
       <w:r>
         <w:rPr>
           <w:rFonts w:ascii="Times New Roman" w:hAnsi="Times New Roman"/>
@@ -239,7 +237,23 @@
           <w:rFonts w:ascii="Times New Roman" w:hAnsi="Times New Roman"/>
           <w:sz w:val="20"/>
         </w:rPr>
-        <w:t>{{ titulo_projeto }}</w:t>
+        <w:t xml:space="preserve">{{ </w:t>
+      </w:r>
+      <w:proofErr w:type="spellStart"/>
+      <w:r>
+        <w:rPr>
+          <w:rFonts w:ascii="Times New Roman" w:hAnsi="Times New Roman"/>
+          <w:sz w:val="20"/>
+        </w:rPr>
+        <w:t>titulo_projeto</w:t>
+      </w:r>
+      <w:proofErr w:type="spellEnd"/>
+      <w:r>
+        <w:rPr>
+          <w:rFonts w:ascii="Times New Roman" w:hAnsi="Times New Roman"/>
+          <w:sz w:val="20"/>
+        </w:rPr>
+        <w:t xml:space="preserve"> }}</w:t>
       </w:r>
       <w:r>
         <w:rPr>
@@ -253,7 +267,23 @@
           <w:rFonts w:ascii="Times New Roman" w:hAnsi="Times New Roman"/>
           <w:sz w:val="20"/>
         </w:rPr>
-        <w:t>{{ n_projeto }}</w:t>
+        <w:t xml:space="preserve">{{ </w:t>
+      </w:r>
+      <w:proofErr w:type="spellStart"/>
+      <w:r>
+        <w:rPr>
+          <w:rFonts w:ascii="Times New Roman" w:hAnsi="Times New Roman"/>
+          <w:sz w:val="20"/>
+        </w:rPr>
+        <w:t>n_projeto</w:t>
+      </w:r>
+      <w:proofErr w:type="spellEnd"/>
+      <w:r>
+        <w:rPr>
+          <w:rFonts w:ascii="Times New Roman" w:hAnsi="Times New Roman"/>
+          <w:sz w:val="20"/>
+        </w:rPr>
+        <w:t xml:space="preserve"> }}</w:t>
       </w:r>
     </w:p>
     <w:p>
@@ -403,7 +433,27 @@
           <w:sz w:val="20"/>
           <w:szCs w:val="20"/>
         </w:rPr>
-        <w:t xml:space="preserve">I - executar as atividades do projeto no que lhe são cabíveis; </w:t>
+        <w:t xml:space="preserve">I - </w:t>
+      </w:r>
+      <w:proofErr w:type="gramStart"/>
+      <w:r>
+        <w:rPr>
+          <w:rFonts w:ascii="Times New Roman" w:hAnsi="Times New Roman" w:cs="Times New Roman"/>
+          <w:color w:val="auto"/>
+          <w:sz w:val="20"/>
+          <w:szCs w:val="20"/>
+        </w:rPr>
+        <w:t>executar</w:t>
+      </w:r>
+      <w:proofErr w:type="gramEnd"/>
+      <w:r>
+        <w:rPr>
+          <w:rFonts w:ascii="Times New Roman" w:hAnsi="Times New Roman" w:cs="Times New Roman"/>
+          <w:color w:val="auto"/>
+          <w:sz w:val="20"/>
+          <w:szCs w:val="20"/>
+        </w:rPr>
+        <w:t xml:space="preserve"> as atividades do projeto no que lhe são cabíveis; </w:t>
       </w:r>
     </w:p>
     <w:p>
@@ -425,7 +475,27 @@
           <w:sz w:val="20"/>
           <w:szCs w:val="20"/>
         </w:rPr>
-        <w:t xml:space="preserve">II - aplicar os recursos em estrita obediência ao projeto, cumpridos as exigências legais aplicáveis e, suplementarmente, as regulamentações internas da UFSM e da Fundação de Apoio; </w:t>
+        <w:t xml:space="preserve">II - </w:t>
+      </w:r>
+      <w:proofErr w:type="gramStart"/>
+      <w:r>
+        <w:rPr>
+          <w:rFonts w:ascii="Times New Roman" w:hAnsi="Times New Roman" w:cs="Times New Roman"/>
+          <w:color w:val="auto"/>
+          <w:sz w:val="20"/>
+          <w:szCs w:val="20"/>
+        </w:rPr>
+        <w:t>aplicar</w:t>
+      </w:r>
+      <w:proofErr w:type="gramEnd"/>
+      <w:r>
+        <w:rPr>
+          <w:rFonts w:ascii="Times New Roman" w:hAnsi="Times New Roman" w:cs="Times New Roman"/>
+          <w:color w:val="auto"/>
+          <w:sz w:val="20"/>
+          <w:szCs w:val="20"/>
+        </w:rPr>
+        <w:t xml:space="preserve"> os recursos em estrita obediência ao projeto, cumpridos as exigências legais aplicáveis e, suplementarmente, as regulamentações internas da UFSM e da Fundação de Apoio; </w:t>
       </w:r>
     </w:p>
     <w:p>
@@ -469,7 +539,27 @@
           <w:sz w:val="20"/>
           <w:szCs w:val="20"/>
         </w:rPr>
-        <w:t xml:space="preserve">IV - selecionar o grupo de participantes que atuará no projeto; </w:t>
+        <w:t xml:space="preserve">IV - </w:t>
+      </w:r>
+      <w:proofErr w:type="gramStart"/>
+      <w:r>
+        <w:rPr>
+          <w:rFonts w:ascii="Times New Roman" w:hAnsi="Times New Roman" w:cs="Times New Roman"/>
+          <w:color w:val="auto"/>
+          <w:sz w:val="20"/>
+          <w:szCs w:val="20"/>
+        </w:rPr>
+        <w:t>selecionar</w:t>
+      </w:r>
+      <w:proofErr w:type="gramEnd"/>
+      <w:r>
+        <w:rPr>
+          <w:rFonts w:ascii="Times New Roman" w:hAnsi="Times New Roman" w:cs="Times New Roman"/>
+          <w:color w:val="auto"/>
+          <w:sz w:val="20"/>
+          <w:szCs w:val="20"/>
+        </w:rPr>
+        <w:t xml:space="preserve"> o grupo de participantes que atuará no projeto; </w:t>
       </w:r>
     </w:p>
     <w:p>
@@ -491,7 +581,27 @@
           <w:sz w:val="20"/>
           <w:szCs w:val="20"/>
         </w:rPr>
-        <w:t xml:space="preserve">V - distribuir as competências entre os participantes, bem como autorizar viagens e/ou representações que se fizerem necessárias nos exatos limites de atuação do projeto e obedecendo às normas internas da UFSM; </w:t>
+        <w:t xml:space="preserve">V - </w:t>
+      </w:r>
+      <w:proofErr w:type="gramStart"/>
+      <w:r>
+        <w:rPr>
+          <w:rFonts w:ascii="Times New Roman" w:hAnsi="Times New Roman" w:cs="Times New Roman"/>
+          <w:color w:val="auto"/>
+          <w:sz w:val="20"/>
+          <w:szCs w:val="20"/>
+        </w:rPr>
+        <w:t>distribuir</w:t>
+      </w:r>
+      <w:proofErr w:type="gramEnd"/>
+      <w:r>
+        <w:rPr>
+          <w:rFonts w:ascii="Times New Roman" w:hAnsi="Times New Roman" w:cs="Times New Roman"/>
+          <w:color w:val="auto"/>
+          <w:sz w:val="20"/>
+          <w:szCs w:val="20"/>
+        </w:rPr>
+        <w:t xml:space="preserve"> as competências entre os participantes, bem como autorizar viagens e/ou representações que se fizerem necessárias nos exatos limites de atuação do projeto e obedecendo às normas internas da UFSM; </w:t>
       </w:r>
     </w:p>
     <w:p>
@@ -513,7 +623,27 @@
           <w:sz w:val="20"/>
           <w:szCs w:val="20"/>
         </w:rPr>
-        <w:t xml:space="preserve">VI - supervisionar a execução das atividades por parte da equipe; </w:t>
+        <w:t xml:space="preserve">VI - </w:t>
+      </w:r>
+      <w:proofErr w:type="gramStart"/>
+      <w:r>
+        <w:rPr>
+          <w:rFonts w:ascii="Times New Roman" w:hAnsi="Times New Roman" w:cs="Times New Roman"/>
+          <w:color w:val="auto"/>
+          <w:sz w:val="20"/>
+          <w:szCs w:val="20"/>
+        </w:rPr>
+        <w:t>supervisionar</w:t>
+      </w:r>
+      <w:proofErr w:type="gramEnd"/>
+      <w:r>
+        <w:rPr>
+          <w:rFonts w:ascii="Times New Roman" w:hAnsi="Times New Roman" w:cs="Times New Roman"/>
+          <w:color w:val="auto"/>
+          <w:sz w:val="20"/>
+          <w:szCs w:val="20"/>
+        </w:rPr>
+        <w:t xml:space="preserve"> a execução das atividades por parte da equipe; </w:t>
       </w:r>
     </w:p>
     <w:p>
@@ -579,7 +709,27 @@
           <w:sz w:val="20"/>
           <w:szCs w:val="20"/>
         </w:rPr>
-        <w:t xml:space="preserve">IX - propor a aplicação e as alterações dos recursos financeiros do projeto de acordo com as especificidades e as normas da UFSM; </w:t>
+        <w:t xml:space="preserve">IX - </w:t>
+      </w:r>
+      <w:proofErr w:type="gramStart"/>
+      <w:r>
+        <w:rPr>
+          <w:rFonts w:ascii="Times New Roman" w:hAnsi="Times New Roman" w:cs="Times New Roman"/>
+          <w:color w:val="auto"/>
+          <w:sz w:val="20"/>
+          <w:szCs w:val="20"/>
+        </w:rPr>
+        <w:t>propor</w:t>
+      </w:r>
+      <w:proofErr w:type="gramEnd"/>
+      <w:r>
+        <w:rPr>
+          <w:rFonts w:ascii="Times New Roman" w:hAnsi="Times New Roman" w:cs="Times New Roman"/>
+          <w:color w:val="auto"/>
+          <w:sz w:val="20"/>
+          <w:szCs w:val="20"/>
+        </w:rPr>
+        <w:t xml:space="preserve"> a aplicação e as alterações dos recursos financeiros do projeto de acordo com as especificidades e as normas da UFSM; </w:t>
       </w:r>
     </w:p>
     <w:p>
@@ -601,7 +751,27 @@
           <w:sz w:val="20"/>
           <w:szCs w:val="20"/>
         </w:rPr>
-        <w:t xml:space="preserve">X - identificar e informar à Fundação de Apoio os impedimentos na contratação de fornecedores, com os quais tenha vínculo de natureza técnica, comercial, econômica, financeira ou trabalhista; </w:t>
+        <w:t xml:space="preserve">X - </w:t>
+      </w:r>
+      <w:proofErr w:type="gramStart"/>
+      <w:r>
+        <w:rPr>
+          <w:rFonts w:ascii="Times New Roman" w:hAnsi="Times New Roman" w:cs="Times New Roman"/>
+          <w:color w:val="auto"/>
+          <w:sz w:val="20"/>
+          <w:szCs w:val="20"/>
+        </w:rPr>
+        <w:t>identificar e informar</w:t>
+      </w:r>
+      <w:proofErr w:type="gramEnd"/>
+      <w:r>
+        <w:rPr>
+          <w:rFonts w:ascii="Times New Roman" w:hAnsi="Times New Roman" w:cs="Times New Roman"/>
+          <w:color w:val="auto"/>
+          <w:sz w:val="20"/>
+          <w:szCs w:val="20"/>
+        </w:rPr>
+        <w:t xml:space="preserve"> à Fundação de Apoio os impedimentos na contratação de fornecedores, com os quais tenha vínculo de natureza técnica, comercial, econômica, financeira ou trabalhista; </w:t>
       </w:r>
     </w:p>
     <w:p>
@@ -711,7 +881,27 @@
           <w:sz w:val="20"/>
           <w:szCs w:val="20"/>
         </w:rPr>
-        <w:t xml:space="preserve">XV - indicar coordenador substituto em casos de afastamento ou licença, nos termos desta resolução; </w:t>
+        <w:t xml:space="preserve">XV - </w:t>
+      </w:r>
+      <w:proofErr w:type="gramStart"/>
+      <w:r>
+        <w:rPr>
+          <w:rFonts w:ascii="Times New Roman" w:hAnsi="Times New Roman" w:cs="Times New Roman"/>
+          <w:color w:val="auto"/>
+          <w:sz w:val="20"/>
+          <w:szCs w:val="20"/>
+        </w:rPr>
+        <w:t>indicar</w:t>
+      </w:r>
+      <w:proofErr w:type="gramEnd"/>
+      <w:r>
+        <w:rPr>
+          <w:rFonts w:ascii="Times New Roman" w:hAnsi="Times New Roman" w:cs="Times New Roman"/>
+          <w:color w:val="auto"/>
+          <w:sz w:val="20"/>
+          <w:szCs w:val="20"/>
+        </w:rPr>
+        <w:t xml:space="preserve"> coordenador substituto em casos de afastamento ou licença, nos termos desta resolução; </w:t>
       </w:r>
     </w:p>
     <w:p>
@@ -872,7 +1062,27 @@
           <w:sz w:val="20"/>
           <w:szCs w:val="20"/>
         </w:rPr>
-        <w:t xml:space="preserve">I - pelo ressarcimento de valores glosados pelos órgãos fiscalizadores e/ou financiadores; </w:t>
+        <w:t xml:space="preserve">I - </w:t>
+      </w:r>
+      <w:proofErr w:type="gramStart"/>
+      <w:r>
+        <w:rPr>
+          <w:rFonts w:ascii="Times New Roman" w:hAnsi="Times New Roman" w:cs="Times New Roman"/>
+          <w:color w:val="auto"/>
+          <w:sz w:val="20"/>
+          <w:szCs w:val="20"/>
+        </w:rPr>
+        <w:t>pelo</w:t>
+      </w:r>
+      <w:proofErr w:type="gramEnd"/>
+      <w:r>
+        <w:rPr>
+          <w:rFonts w:ascii="Times New Roman" w:hAnsi="Times New Roman" w:cs="Times New Roman"/>
+          <w:color w:val="auto"/>
+          <w:sz w:val="20"/>
+          <w:szCs w:val="20"/>
+        </w:rPr>
+        <w:t xml:space="preserve"> ressarcimento de valores glosados pelos órgãos fiscalizadores e/ou financiadores; </w:t>
       </w:r>
     </w:p>
     <w:p>
@@ -895,7 +1105,27 @@
           <w:szCs w:val="20"/>
         </w:rPr>
         <w:lastRenderedPageBreak/>
-        <w:t xml:space="preserve">II - pela reposição de eventual saldo negativo ao final do projeto; </w:t>
+        <w:t xml:space="preserve">II - </w:t>
+      </w:r>
+      <w:proofErr w:type="gramStart"/>
+      <w:r>
+        <w:rPr>
+          <w:rFonts w:ascii="Times New Roman" w:hAnsi="Times New Roman" w:cs="Times New Roman"/>
+          <w:color w:val="auto"/>
+          <w:sz w:val="20"/>
+          <w:szCs w:val="20"/>
+        </w:rPr>
+        <w:t>pela</w:t>
+      </w:r>
+      <w:proofErr w:type="gramEnd"/>
+      <w:r>
+        <w:rPr>
+          <w:rFonts w:ascii="Times New Roman" w:hAnsi="Times New Roman" w:cs="Times New Roman"/>
+          <w:color w:val="auto"/>
+          <w:sz w:val="20"/>
+          <w:szCs w:val="20"/>
+        </w:rPr>
+        <w:t xml:space="preserve"> reposição de eventual saldo negativo ao final do projeto; </w:t>
       </w:r>
     </w:p>
     <w:p>
@@ -939,7 +1169,27 @@
           <w:sz w:val="20"/>
           <w:szCs w:val="20"/>
         </w:rPr>
-        <w:t xml:space="preserve">IV - pelos bens adquiridos para a realização do projeto que faltarem a seu término, salvo ocorrência de caso fortuito ou de força maior. </w:t>
+        <w:t xml:space="preserve">IV - </w:t>
+      </w:r>
+      <w:proofErr w:type="gramStart"/>
+      <w:r>
+        <w:rPr>
+          <w:rFonts w:ascii="Times New Roman" w:hAnsi="Times New Roman" w:cs="Times New Roman"/>
+          <w:color w:val="auto"/>
+          <w:sz w:val="20"/>
+          <w:szCs w:val="20"/>
+        </w:rPr>
+        <w:t>pelos</w:t>
+      </w:r>
+      <w:proofErr w:type="gramEnd"/>
+      <w:r>
+        <w:rPr>
+          <w:rFonts w:ascii="Times New Roman" w:hAnsi="Times New Roman" w:cs="Times New Roman"/>
+          <w:color w:val="auto"/>
+          <w:sz w:val="20"/>
+          <w:szCs w:val="20"/>
+        </w:rPr>
+        <w:t xml:space="preserve"> bens adquiridos para a realização do projeto que faltarem a seu término, salvo ocorrência de caso fortuito ou de força maior. </w:t>
       </w:r>
     </w:p>
     <w:p>
@@ -1199,7 +1449,29 @@
           <w:sz w:val="18"/>
           <w:szCs w:val="18"/>
         </w:rPr>
-        <w:t>I - conflito de interesses: a situação gerada pelo confronto entre interesses públicos e privados, que possa comprometer o interesse coletivo ou influenciar, de maneira imprópria, o desempenho da função pública; e</w:t>
+        <w:t xml:space="preserve">I - </w:t>
+      </w:r>
+      <w:proofErr w:type="gramStart"/>
+      <w:r>
+        <w:rPr>
+          <w:b/>
+          <w:bCs/>
+          <w:position w:val="-1"/>
+          <w:sz w:val="18"/>
+          <w:szCs w:val="18"/>
+        </w:rPr>
+        <w:t>conflito</w:t>
+      </w:r>
+      <w:proofErr w:type="gramEnd"/>
+      <w:r>
+        <w:rPr>
+          <w:b/>
+          <w:bCs/>
+          <w:position w:val="-1"/>
+          <w:sz w:val="18"/>
+          <w:szCs w:val="18"/>
+        </w:rPr>
+        <w:t xml:space="preserve"> de interesses: a situação gerada pelo confronto entre interesses públicos e privados, que possa comprometer o interesse coletivo ou influenciar, de maneira imprópria, o desempenho da função pública; e</w:t>
       </w:r>
     </w:p>
     <w:p>
@@ -1233,7 +1505,29 @@
           <w:sz w:val="18"/>
           <w:szCs w:val="18"/>
         </w:rPr>
-        <w:t>II - informação privilegiada: a que diz respeito a assuntos sigilosos ou aquela relevante ao processo de decisão no âmbito do Poder Executivo federal que tenha repercussão econômica ou financeira e que não seja de amplo conhecimento público</w:t>
+        <w:t xml:space="preserve">II - </w:t>
+      </w:r>
+      <w:proofErr w:type="gramStart"/>
+      <w:r>
+        <w:rPr>
+          <w:b/>
+          <w:bCs/>
+          <w:position w:val="-1"/>
+          <w:sz w:val="18"/>
+          <w:szCs w:val="18"/>
+        </w:rPr>
+        <w:t>informação</w:t>
+      </w:r>
+      <w:proofErr w:type="gramEnd"/>
+      <w:r>
+        <w:rPr>
+          <w:b/>
+          <w:bCs/>
+          <w:position w:val="-1"/>
+          <w:sz w:val="18"/>
+          <w:szCs w:val="18"/>
+        </w:rPr>
+        <w:t xml:space="preserve"> privilegiada: a que diz respeito a assuntos sigilosos ou aquela relevante ao processo de decisão no âmbito do Poder Executivo federal que tenha repercussão econômica ou financeira e que não seja de amplo conhecimento público</w:t>
       </w:r>
       <w:r>
         <w:rPr>
@@ -1405,7 +1699,43 @@
           <w:sz w:val="18"/>
           <w:szCs w:val="18"/>
         </w:rPr>
-        <w:t>I - divulgar ou fazer uso de informação privilegiada, em proveito próprio ou de terceiro, obtida em razão das atividades exercidas;</w:t>
+        <w:t xml:space="preserve">I - </w:t>
+      </w:r>
+      <w:proofErr w:type="gramStart"/>
+      <w:r>
+        <w:rPr>
+          <w:position w:val="-1"/>
+          <w:sz w:val="18"/>
+          <w:szCs w:val="18"/>
+        </w:rPr>
+        <w:t>divulgar</w:t>
+      </w:r>
+      <w:proofErr w:type="gramEnd"/>
+      <w:r>
+        <w:rPr>
+          <w:position w:val="-1"/>
+          <w:sz w:val="18"/>
+          <w:szCs w:val="18"/>
+        </w:rPr>
+        <w:t xml:space="preserve"> ou fazer uso de informação privilegiada, em proveito próprio ou de </w:t>
+      </w:r>
+      <w:proofErr w:type="spellStart"/>
+      <w:r>
+        <w:rPr>
+          <w:position w:val="-1"/>
+          <w:sz w:val="18"/>
+          <w:szCs w:val="18"/>
+        </w:rPr>
+        <w:t>terceiro</w:t>
+      </w:r>
+      <w:proofErr w:type="spellEnd"/>
+      <w:r>
+        <w:rPr>
+          <w:position w:val="-1"/>
+          <w:sz w:val="18"/>
+          <w:szCs w:val="18"/>
+        </w:rPr>
+        <w:t>, obtida em razão das atividades exercidas;</w:t>
       </w:r>
     </w:p>
     <w:p>
@@ -1439,6 +1769,7 @@
         </w:rPr>
         <w:t xml:space="preserve">II - </w:t>
       </w:r>
+      <w:proofErr w:type="gramStart"/>
       <w:r>
         <w:rPr>
           <w:b/>
@@ -1447,7 +1778,18 @@
           <w:sz w:val="18"/>
           <w:szCs w:val="18"/>
         </w:rPr>
-        <w:t>exercer atividade que implique a prestação de serviços ou a manutenção de relação de negócio com pessoa física ou jurídica que tenha interesse em decisão do agente público ou de colegiado do qual este participe</w:t>
+        <w:t>exercer</w:t>
+      </w:r>
+      <w:proofErr w:type="gramEnd"/>
+      <w:r>
+        <w:rPr>
+          <w:b/>
+          <w:bCs/>
+          <w:position w:val="-1"/>
+          <w:sz w:val="18"/>
+          <w:szCs w:val="18"/>
+        </w:rPr>
+        <w:t xml:space="preserve"> atividade que implique a prestação de serviços ou a manutenção de relação de negócio com pessoa física ou jurídica que tenha interesse em decisão do agente público ou de colegiado do qual este participe</w:t>
       </w:r>
       <w:r>
         <w:rPr>
@@ -1519,7 +1861,25 @@
           <w:sz w:val="18"/>
           <w:szCs w:val="18"/>
         </w:rPr>
-        <w:t>IV - atuar, ainda que informalmente, como procurador, consultor, assessor ou intermediário de interesses privados nos órgãos ou entidades da administração pública direta ou indireta de qualquer dos Poderes da União, dos Estados, do Distrito Federal e dos Municípios;</w:t>
+        <w:t xml:space="preserve">IV - </w:t>
+      </w:r>
+      <w:proofErr w:type="gramStart"/>
+      <w:r>
+        <w:rPr>
+          <w:position w:val="-1"/>
+          <w:sz w:val="18"/>
+          <w:szCs w:val="18"/>
+        </w:rPr>
+        <w:t>atuar</w:t>
+      </w:r>
+      <w:proofErr w:type="gramEnd"/>
+      <w:r>
+        <w:rPr>
+          <w:position w:val="-1"/>
+          <w:sz w:val="18"/>
+          <w:szCs w:val="18"/>
+        </w:rPr>
+        <w:t>, ainda que informalmente, como procurador, consultor, assessor ou intermediário de interesses privados nos órgãos ou entidades da administração pública direta ou indireta de qualquer dos Poderes da União, dos Estados, do Distrito Federal e dos Municípios;</w:t>
       </w:r>
     </w:p>
     <w:p>
@@ -1553,6 +1913,7 @@
         </w:rPr>
         <w:t xml:space="preserve">V - </w:t>
       </w:r>
+      <w:proofErr w:type="gramStart"/>
       <w:r>
         <w:rPr>
           <w:b/>
@@ -1561,7 +1922,18 @@
           <w:sz w:val="18"/>
           <w:szCs w:val="18"/>
         </w:rPr>
-        <w:t>praticar ato em benefício de interesse de pessoa jurídica de que participe o agente público, seu cônjuge, companheiro ou parentes, consanguíneos ou afins, em linha reta ou colateral, até o terceiro grau, e que possa ser por ele beneficiada ou influir em seus atos de gestão</w:t>
+        <w:t>praticar</w:t>
+      </w:r>
+      <w:proofErr w:type="gramEnd"/>
+      <w:r>
+        <w:rPr>
+          <w:b/>
+          <w:bCs/>
+          <w:position w:val="-1"/>
+          <w:sz w:val="18"/>
+          <w:szCs w:val="18"/>
+        </w:rPr>
+        <w:t xml:space="preserve"> ato em benefício de interesse de pessoa jurídica de que participe o agente público, seu cônjuge, companheiro ou parentes, consanguíneos ou afins, em linha reta ou colateral, até o terceiro grau, e que possa ser por ele beneficiada ou influir em seus atos de gestão</w:t>
       </w:r>
       <w:r>
         <w:rPr>
@@ -1601,7 +1973,25 @@
           <w:sz w:val="18"/>
           <w:szCs w:val="18"/>
         </w:rPr>
-        <w:t>VI - receber presente de quem tenha interesse em decisão do agente público ou de colegiado do qual este participe fora dos limites e condições estabelecidos em regulamento; e</w:t>
+        <w:t xml:space="preserve">VI - </w:t>
+      </w:r>
+      <w:proofErr w:type="gramStart"/>
+      <w:r>
+        <w:rPr>
+          <w:position w:val="-1"/>
+          <w:sz w:val="18"/>
+          <w:szCs w:val="18"/>
+        </w:rPr>
+        <w:t>receber</w:t>
+      </w:r>
+      <w:proofErr w:type="gramEnd"/>
+      <w:r>
+        <w:rPr>
+          <w:position w:val="-1"/>
+          <w:sz w:val="18"/>
+          <w:szCs w:val="18"/>
+        </w:rPr>
+        <w:t xml:space="preserve"> presente de quem tenha interesse em decisão do agente público ou de colegiado do qual este participe fora dos limites e condições estabelecidos em regulamento; e</w:t>
       </w:r>
     </w:p>
     <w:p>
@@ -1718,43 +2108,12 @@
     </w:p>
     <w:p>
       <w:pPr>
-        <w:jc w:val="both"/>
-      </w:pPr>
-    </w:p>
-    <w:p>
-      <w:pPr>
         <w:pStyle w:val="Recuodecorpodetexto2"/>
         <w:tabs>
           <w:tab w:val="clear" w:pos="0"/>
         </w:tabs>
         <w:spacing w:before="0"/>
-        <w:rPr>
-          <w:rFonts w:ascii="Times New Roman" w:hAnsi="Times New Roman"/>
-          <w:sz w:val="20"/>
-        </w:rPr>
-      </w:pPr>
-      <w:r>
-        <w:rPr>
-          <w:rFonts w:ascii="Times New Roman" w:hAnsi="Times New Roman"/>
-          <w:sz w:val="20"/>
-        </w:rPr>
-        <w:t xml:space="preserve">Santa Maria, </w:t>
-      </w:r>
-      <w:r>
-        <w:rPr>
-          <w:rFonts w:ascii="Times New Roman" w:hAnsi="Times New Roman"/>
-          <w:sz w:val="20"/>
-        </w:rPr>
-        <w:t>{{ data_atual }}</w:t>
-      </w:r>
-    </w:p>
-    <w:p>
-      <w:pPr>
-        <w:pStyle w:val="Recuodecorpodetexto2"/>
-        <w:tabs>
-          <w:tab w:val="clear" w:pos="0"/>
-        </w:tabs>
-        <w:spacing w:before="0"/>
+        <w:ind w:firstLine="0"/>
         <w:rPr>
           <w:rFonts w:ascii="Times New Roman" w:hAnsi="Times New Roman"/>
           <w:sz w:val="20"/>
@@ -1771,19 +2130,52 @@
           <w:docGrid w:linePitch="212"/>
         </w:sectPr>
       </w:pPr>
-    </w:p>
-    <w:p>
-      <w:pPr>
-        <w:pStyle w:val="Recuodecorpodetexto2"/>
-        <w:tabs>
-          <w:tab w:val="clear" w:pos="0"/>
-        </w:tabs>
-        <w:spacing w:before="0"/>
-        <w:rPr>
-          <w:rFonts w:ascii="Times New Roman" w:hAnsi="Times New Roman"/>
-          <w:sz w:val="20"/>
-        </w:rPr>
-      </w:pPr>
+      <w:r>
+        <w:rPr>
+          <w:rFonts w:ascii="Times New Roman" w:hAnsi="Times New Roman"/>
+          <w:sz w:val="20"/>
+        </w:rPr>
+        <w:t xml:space="preserve">                                             </w:t>
+      </w:r>
+      <w:r>
+        <w:rPr>
+          <w:rFonts w:ascii="Times New Roman" w:hAnsi="Times New Roman"/>
+          <w:sz w:val="20"/>
+        </w:rPr>
+        <w:t xml:space="preserve">Santa Maria, </w:t>
+      </w:r>
+      <w:proofErr w:type="gramStart"/>
+      <w:r>
+        <w:rPr>
+          <w:rFonts w:ascii="Times New Roman" w:hAnsi="Times New Roman"/>
+          <w:sz w:val="20"/>
+        </w:rPr>
+        <w:t xml:space="preserve">{{ </w:t>
+      </w:r>
+      <w:proofErr w:type="spellStart"/>
+      <w:r>
+        <w:rPr>
+          <w:rFonts w:ascii="Times New Roman" w:hAnsi="Times New Roman"/>
+          <w:sz w:val="20"/>
+        </w:rPr>
+        <w:t>data</w:t>
+      </w:r>
+      <w:proofErr w:type="gramEnd"/>
+      <w:r>
+        <w:rPr>
+          <w:rFonts w:ascii="Times New Roman" w:hAnsi="Times New Roman"/>
+          <w:sz w:val="20"/>
+        </w:rPr>
+        <w:t>_atual</w:t>
+      </w:r>
+      <w:proofErr w:type="spellEnd"/>
+      <w:r>
+        <w:rPr>
+          <w:rFonts w:ascii="Times New Roman" w:hAnsi="Times New Roman"/>
+          <w:sz w:val="20"/>
+        </w:rPr>
+        <w:t xml:space="preserve"> }}</w:t>
+      </w:r>
     </w:p>
     <w:p>
       <w:pPr>
@@ -1799,33 +2191,52 @@
       </w:pPr>
     </w:p>
     <w:p>
-      <w:pPr>
-        <w:jc w:val="both"/>
-      </w:pPr>
-    </w:p>
-    <w:p>
-      <w:pPr>
-        <w:jc w:val="right"/>
-      </w:pPr>
-      <w:r>
-        <w:t>_______________________________</w:t>
-      </w:r>
-    </w:p>
-    <w:p>
-      <w:pPr>
-        <w:jc w:val="right"/>
-      </w:pPr>
-      <w:r>
-        <w:lastRenderedPageBreak/>
+      <w:r>
+        <w:t xml:space="preserve">                                                                                                         </w:t>
+      </w:r>
+      <w:r>
+        <w:t>_____________________________</w:t>
+      </w:r>
+      <w:r>
+        <w:br/>
+        <w:t xml:space="preserve">                                                                                                                  </w:t>
+      </w:r>
+      <w:r>
         <w:t>Coordenador do Projeto</w:t>
       </w:r>
-    </w:p>
-    <w:p>
-      <w:pPr>
-        <w:jc w:val="right"/>
-      </w:pPr>
-      <w:r>
-        <w:t>{{ nome_coord }}     {{ siape_coord }}</w:t>
+      <w:r>
+        <w:t xml:space="preserve">  </w:t>
+      </w:r>
+      <w:r>
+        <w:br/>
+        <w:t xml:space="preserve">                                                                                                      </w:t>
+      </w:r>
+      <w:r>
+        <w:t xml:space="preserve">{{ </w:t>
+      </w:r>
+      <w:proofErr w:type="spellStart"/>
+      <w:r>
+        <w:t>nome_coord</w:t>
+      </w:r>
+      <w:proofErr w:type="spellEnd"/>
+      <w:r>
+        <w:t xml:space="preserve"> }} </w:t>
+      </w:r>
+      <w:r>
+        <w:t>,</w:t>
+      </w:r>
+      <w:bookmarkStart w:id="0" w:name="_GoBack"/>
+      <w:bookmarkEnd w:id="0"/>
+      <w:r>
+        <w:t xml:space="preserve"> {{ </w:t>
+      </w:r>
+      <w:proofErr w:type="spellStart"/>
+      <w:r>
+        <w:t>siape_coord</w:t>
+      </w:r>
+      <w:proofErr w:type="spellEnd"/>
+      <w:r>
+        <w:t xml:space="preserve"> }}</w:t>
       </w:r>
     </w:p>
     <w:sectPr>
@@ -2113,7 +2524,7 @@
           <wp:extent cx="6758305" cy="815975"/>
           <wp:effectExtent l="0" t="0" r="0" b="0"/>
           <wp:wrapTopAndBottom/>
-          <wp:docPr id="4" name="image1.png"/>
+          <wp:docPr id="1" name="image1.png"/>
           <wp:cNvGraphicFramePr>
             <a:graphicFrameLocks xmlns:a="http://schemas.openxmlformats.org/drawingml/2006/main" noChangeAspect="1"/>
           </wp:cNvGraphicFramePr>
@@ -2693,7 +3104,6 @@
     <w:uiPriority w:val="99"/>
     <w:semiHidden/>
     <w:unhideWhenUsed/>
-    <w:qFormat/>
     <w:tblPr>
       <w:tblInd w:w="0" w:type="dxa"/>
       <w:tblCellMar>

--- a/Modelos/AG/FUNDEP/declaracao_coord_FUNDEP.docx
+++ b/Modelos/AG/FUNDEP/declaracao_coord_FUNDEP.docx
@@ -1505,29 +1505,7 @@
           <w:sz w:val="18"/>
           <w:szCs w:val="18"/>
         </w:rPr>
-        <w:t xml:space="preserve">II - </w:t>
-      </w:r>
-      <w:proofErr w:type="gramStart"/>
-      <w:r>
-        <w:rPr>
-          <w:b/>
-          <w:bCs/>
-          <w:position w:val="-1"/>
-          <w:sz w:val="18"/>
-          <w:szCs w:val="18"/>
-        </w:rPr>
-        <w:t>informação</w:t>
-      </w:r>
-      <w:proofErr w:type="gramEnd"/>
-      <w:r>
-        <w:rPr>
-          <w:b/>
-          <w:bCs/>
-          <w:position w:val="-1"/>
-          <w:sz w:val="18"/>
-          <w:szCs w:val="18"/>
-        </w:rPr>
-        <w:t xml:space="preserve"> privilegiada: a que diz respeito a assuntos sigilosos ou aquela relevante ao processo de decisão no âmbito do Poder Executivo federal que tenha repercussão econômica ou financeira e que não seja de amplo conhecimento público</w:t>
+        <w:t>II - informação privilegiada: a que diz respeito a assuntos sigilosos ou aquela relevante ao processo de decisão no âmbito do Poder Executivo federal que tenha repercussão econômica ou financeira e que não seja de amplo conhecimento público</w:t>
       </w:r>
       <w:r>
         <w:rPr>
@@ -1699,25 +1677,7 @@
           <w:sz w:val="18"/>
           <w:szCs w:val="18"/>
         </w:rPr>
-        <w:t xml:space="preserve">I - </w:t>
-      </w:r>
-      <w:proofErr w:type="gramStart"/>
-      <w:r>
-        <w:rPr>
-          <w:position w:val="-1"/>
-          <w:sz w:val="18"/>
-          <w:szCs w:val="18"/>
-        </w:rPr>
-        <w:t>divulgar</w:t>
-      </w:r>
-      <w:proofErr w:type="gramEnd"/>
-      <w:r>
-        <w:rPr>
-          <w:position w:val="-1"/>
-          <w:sz w:val="18"/>
-          <w:szCs w:val="18"/>
-        </w:rPr>
-        <w:t xml:space="preserve"> ou fazer uso de informação privilegiada, em proveito próprio ou de </w:t>
+        <w:t xml:space="preserve">I - divulgar ou fazer uso de informação privilegiada, em proveito próprio ou de </w:t>
       </w:r>
       <w:proofErr w:type="spellStart"/>
       <w:r>
@@ -1769,7 +1729,6 @@
         </w:rPr>
         <w:t xml:space="preserve">II - </w:t>
       </w:r>
-      <w:proofErr w:type="gramStart"/>
       <w:r>
         <w:rPr>
           <w:b/>
@@ -1778,18 +1737,7 @@
           <w:sz w:val="18"/>
           <w:szCs w:val="18"/>
         </w:rPr>
-        <w:t>exercer</w:t>
-      </w:r>
-      <w:proofErr w:type="gramEnd"/>
-      <w:r>
-        <w:rPr>
-          <w:b/>
-          <w:bCs/>
-          <w:position w:val="-1"/>
-          <w:sz w:val="18"/>
-          <w:szCs w:val="18"/>
-        </w:rPr>
-        <w:t xml:space="preserve"> atividade que implique a prestação de serviços ou a manutenção de relação de negócio com pessoa física ou jurídica que tenha interesse em decisão do agente público ou de colegiado do qual este participe</w:t>
+        <w:t>exercer atividade que implique a prestação de serviços ou a manutenção de relação de negócio com pessoa física ou jurídica que tenha interesse em decisão do agente público ou de colegiado do qual este participe</w:t>
       </w:r>
       <w:r>
         <w:rPr>
@@ -1861,25 +1809,7 @@
           <w:sz w:val="18"/>
           <w:szCs w:val="18"/>
         </w:rPr>
-        <w:t xml:space="preserve">IV - </w:t>
-      </w:r>
-      <w:proofErr w:type="gramStart"/>
-      <w:r>
-        <w:rPr>
-          <w:position w:val="-1"/>
-          <w:sz w:val="18"/>
-          <w:szCs w:val="18"/>
-        </w:rPr>
-        <w:t>atuar</w:t>
-      </w:r>
-      <w:proofErr w:type="gramEnd"/>
-      <w:r>
-        <w:rPr>
-          <w:position w:val="-1"/>
-          <w:sz w:val="18"/>
-          <w:szCs w:val="18"/>
-        </w:rPr>
-        <w:t>, ainda que informalmente, como procurador, consultor, assessor ou intermediário de interesses privados nos órgãos ou entidades da administração pública direta ou indireta de qualquer dos Poderes da União, dos Estados, do Distrito Federal e dos Municípios;</w:t>
+        <w:t>IV - atuar, ainda que informalmente, como procurador, consultor, assessor ou intermediário de interesses privados nos órgãos ou entidades da administração pública direta ou indireta de qualquer dos Poderes da União, dos Estados, do Distrito Federal e dos Municípios;</w:t>
       </w:r>
     </w:p>
     <w:p>
@@ -1913,7 +1843,6 @@
         </w:rPr>
         <w:t xml:space="preserve">V - </w:t>
       </w:r>
-      <w:proofErr w:type="gramStart"/>
       <w:r>
         <w:rPr>
           <w:b/>
@@ -1922,18 +1851,7 @@
           <w:sz w:val="18"/>
           <w:szCs w:val="18"/>
         </w:rPr>
-        <w:t>praticar</w:t>
-      </w:r>
-      <w:proofErr w:type="gramEnd"/>
-      <w:r>
-        <w:rPr>
-          <w:b/>
-          <w:bCs/>
-          <w:position w:val="-1"/>
-          <w:sz w:val="18"/>
-          <w:szCs w:val="18"/>
-        </w:rPr>
-        <w:t xml:space="preserve"> ato em benefício de interesse de pessoa jurídica de que participe o agente público, seu cônjuge, companheiro ou parentes, consanguíneos ou afins, em linha reta ou colateral, até o terceiro grau, e que possa ser por ele beneficiada ou influir em seus atos de gestão</w:t>
+        <w:t>praticar ato em benefício de interesse de pessoa jurídica de que participe o agente público, seu cônjuge, companheiro ou parentes, consanguíneos ou afins, em linha reta ou colateral, até o terceiro grau, e que possa ser por ele beneficiada ou influir em seus atos de gestão</w:t>
       </w:r>
       <w:r>
         <w:rPr>
@@ -1973,25 +1891,7 @@
           <w:sz w:val="18"/>
           <w:szCs w:val="18"/>
         </w:rPr>
-        <w:t xml:space="preserve">VI - </w:t>
-      </w:r>
-      <w:proofErr w:type="gramStart"/>
-      <w:r>
-        <w:rPr>
-          <w:position w:val="-1"/>
-          <w:sz w:val="18"/>
-          <w:szCs w:val="18"/>
-        </w:rPr>
-        <w:t>receber</w:t>
-      </w:r>
-      <w:proofErr w:type="gramEnd"/>
-      <w:r>
-        <w:rPr>
-          <w:position w:val="-1"/>
-          <w:sz w:val="18"/>
-          <w:szCs w:val="18"/>
-        </w:rPr>
-        <w:t xml:space="preserve"> presente de quem tenha interesse em decisão do agente público ou de colegiado do qual este participe fora dos limites e condições estabelecidos em regulamento; e</w:t>
+        <w:t>VI - receber presente de quem tenha interesse em decisão do agente público ou de colegiado do qual este participe fora dos limites e condições estabelecidos em regulamento; e</w:t>
       </w:r>
     </w:p>
     <w:p>
@@ -2144,7 +2044,6 @@
         </w:rPr>
         <w:t xml:space="preserve">Santa Maria, </w:t>
       </w:r>
-      <w:proofErr w:type="gramStart"/>
       <w:r>
         <w:rPr>
           <w:rFonts w:ascii="Times New Roman" w:hAnsi="Times New Roman"/>
@@ -2158,15 +2057,7 @@
           <w:rFonts w:ascii="Times New Roman" w:hAnsi="Times New Roman"/>
           <w:sz w:val="20"/>
         </w:rPr>
-        <w:t>data</w:t>
-      </w:r>
-      <w:proofErr w:type="gramEnd"/>
-      <w:r>
-        <w:rPr>
-          <w:rFonts w:ascii="Times New Roman" w:hAnsi="Times New Roman"/>
-          <w:sz w:val="20"/>
-        </w:rPr>
-        <w:t>_atual</w:t>
+        <w:t>data_atual</w:t>
       </w:r>
       <w:proofErr w:type="spellEnd"/>
       <w:r>
@@ -2209,7 +2100,13 @@
       </w:r>
       <w:r>
         <w:br/>
-        <w:t xml:space="preserve">                                                                                                      </w:t>
+        <w:t xml:space="preserve">                                                                                                     </w:t>
+      </w:r>
+      <w:r>
+        <w:t>NOME:</w:t>
+      </w:r>
+      <w:r>
+        <w:t xml:space="preserve"> </w:t>
       </w:r>
       <w:r>
         <w:t xml:space="preserve">{{ </w:t>
@@ -2224,6 +2121,9 @@
       </w:r>
       <w:r>
         <w:t>,</w:t>
+      </w:r>
+      <w:r>
+        <w:t>SIAPE:</w:t>
       </w:r>
       <w:bookmarkStart w:id="0" w:name="_GoBack"/>
       <w:bookmarkEnd w:id="0"/>
